--- a/zht/docx/025.content.docx
+++ b/zht/docx/025.content.docx
@@ -150,26 +150,6 @@
           <w:lang w:val="zh_TW" w:bidi="zh_TW"/>
         </w:rPr>
         <w:t>gong</w:t>
-      </w:r>
-      <w:r>
-        <w:rPr>
-          <w:lang w:val="zh_TW" w:bidi="zh_TW"/>
-        </w:rPr>
-      </w:r>
-    </w:p>
-    <w:p>
-      <w:pPr/>
-      <w:r>
-        <w:rPr>
-          <w:lang w:val="zh_TW" w:bidi="zh_TW"/>
-        </w:rPr>
-      </w:r>
-      <w:r>
-        <w:rPr>
-          <w:i/>
-          <w:lang w:val="zh_TW" w:bidi="zh_TW"/>
-        </w:rPr>
-        <w:t>工作與恩惠文化</w:t>
       </w:r>
       <w:r>
         <w:rPr>

--- a/zht/docx/025.content.docx
+++ b/zht/docx/025.content.docx
@@ -19,7 +19,7 @@
         <w:rPr>
           <w:lang w:val="zh_TW" w:bidi="zh_TW"/>
         </w:rPr>
-        <w:t>Resource: Study Notes - Themes (Tyndale)</w:t>
+        <w:t>Resource: Tyndale Open Study Notes</w:t>
       </w:r>
       <w:r>
         <w:rPr>
@@ -112,7 +112,7 @@
         <w:rPr>
           <w:lang w:val="zh_TW" w:bidi="zh_TW"/>
         </w:rPr>
-        <w:t>Study Notes - Themes (Tyndale)</w:t>
+        <w:t>Tyndale Open Study Notes</w:t>
       </w:r>
     </w:p>
     <w:p>

--- a/zht/docx/025.content.docx
+++ b/zht/docx/025.content.docx
@@ -149,7 +149,7 @@
         <w:rPr>
           <w:lang w:val="zh_TW" w:bidi="zh_TW"/>
         </w:rPr>
-        <w:t>gong</w:t>
+        <w:t>gu</w:t>
       </w:r>
       <w:r>
         <w:rPr>
@@ -212,7 +212,7 @@
         <w:rPr>
           <w:lang w:val="zh_TW" w:bidi="zh_TW"/>
         </w:rPr>
-        <w:t>工作與恩惠文化</w:t>
+        <w:t>古代法典</w:t>
       </w:r>
       <w:r>
         <w:rPr>
@@ -231,7 +231,7 @@
         <w:rPr>
           <w:lang w:val="zh_TW" w:bidi="zh_TW"/>
         </w:rPr>
-        <w:t>保羅第一次造訪帖撒羅尼迦城時，他教導新信徒應透過工作賺取自己的金錢，而不是依賴他人的支持與供養。</w:t>
+        <w:t>直到公元1800年代後期，人們仍然認為摩西律法是獨特的法律法典。據他們所信，這套律法的出現比希臘與羅馬類似的法典早了將近一千年。然而，公元1900年間初期，在波斯的考古發掘中發現了巴比倫王漢謨拉比（Hammurabi）的法律（稱為漢謨拉比法典〔Code of Hammurabi〕）。他生活在公元前1700年間，這比傳統上認為摩西所處的時代早了好幾個世紀。</w:t>
       </w:r>
     </w:p>
     <w:p>
@@ -245,79 +245,7 @@
         <w:rPr>
           <w:lang w:val="zh_TW" w:bidi="zh_TW"/>
         </w:rPr>
-        <w:t>有些帖撒羅尼迦人拒絕工作。保羅在他的第一封信中提到這些懶惰的基督徒，但他們並沒有因此改變（</w:t>
-      </w:r>
-      <w:hyperlink r:id="rId13">
-        <w:r>
-          <w:rPr>
-            <w:lang w:val="zh_TW" w:bidi="zh_TW"/>
-          </w:rPr>
-          <w:rPr>
-            <w:color w:val="0000EE"/>
-            <w:u w:val="single"/>
-          </w:rPr>
-          <w:t>帖前4:11–12</w:t>
-        </w:r>
-      </w:hyperlink>
-      <w:r>
-        <w:rPr>
-          <w:lang w:val="zh_TW" w:bidi="zh_TW"/>
-        </w:rPr>
-        <w:t>，</w:t>
-      </w:r>
-      <w:hyperlink r:id="rId14">
-        <w:r>
-          <w:rPr>
-            <w:lang w:val="zh_TW" w:bidi="zh_TW"/>
-          </w:rPr>
-          <w:rPr>
-            <w:color w:val="0000EE"/>
-            <w:u w:val="single"/>
-          </w:rPr>
-          <w:t>5:14</w:t>
-        </w:r>
-      </w:hyperlink>
-      <w:r>
-        <w:rPr>
-          <w:lang w:val="zh_TW" w:bidi="zh_TW"/>
-        </w:rPr>
-        <w:t>）。他們為什麼拒絕工作呢？可能是他們預期主很快會再來，所以就停止工作。然而，保羅關於主再來的教導從未與他關於工作重要性的基本教導衝突（</w:t>
-      </w:r>
-      <w:hyperlink r:id="rId15">
-        <w:r>
-          <w:rPr>
-            <w:lang w:val="zh_TW" w:bidi="zh_TW"/>
-          </w:rPr>
-          <w:rPr>
-            <w:color w:val="0000EE"/>
-            <w:u w:val="single"/>
-          </w:rPr>
-          <w:t>帖後3:6</w:t>
-        </w:r>
-      </w:hyperlink>
-      <w:r>
-        <w:rPr>
-          <w:lang w:val="zh_TW" w:bidi="zh_TW"/>
-        </w:rPr>
-        <w:t>、</w:t>
-      </w:r>
-      <w:hyperlink r:id="rId16">
-        <w:r>
-          <w:rPr>
-            <w:lang w:val="zh_TW" w:bidi="zh_TW"/>
-          </w:rPr>
-          <w:rPr>
-            <w:color w:val="0000EE"/>
-            <w:u w:val="single"/>
-          </w:rPr>
-          <w:t>10</w:t>
-        </w:r>
-      </w:hyperlink>
-      <w:r>
-        <w:rPr>
-          <w:lang w:val="zh_TW" w:bidi="zh_TW"/>
-        </w:rPr>
-        <w:t>）。</w:t>
+        <w:t>令人驚訝的是，這些法典中的許多法律和聖經中的律法非常相似。這暗示聖經律法可能來自漢謨拉比。但後來的發現顯示，早在漢謨拉比之前至少500年，就已有其它法律法典存在。這些法典中有許多共通的法律條文，因此漢謨拉比也並不是第一個頒佈這些律例的人。</w:t>
       </w:r>
     </w:p>
     <w:p>
@@ -331,7 +259,54 @@
         <w:rPr>
           <w:lang w:val="zh_TW" w:bidi="zh_TW"/>
         </w:rPr>
-        <w:t>這些懶惰的基督徒可能是有影響力贊助者的受惠人（clients of influential patrons）。恩惠文化（Patronage）是羅馬經濟一個關鍵的部分。富有的贊助者經常透過提供食物、金錢或作為法庭上的公共代表來幫助許多的受惠人。擁有許多受惠人增加了贊助者的榮譽。然而，成為受惠人通常伴隨著一些社會責任，這些則是保羅希望帖撒羅尼迦的基督徒避開的。這點尤其重要，因為他們的贊助者很有可能是非基督徒。</w:t>
+        <w:t>這對聖經有何意義？</w:t>
+      </w:r>
+    </w:p>
+    <w:p>
+      <w:pPr>
+        <w:pStyle w:val="ListNumber"/>
+        <w:numPr>
+          <w:ilvl w:val="0"/>
+          <w:numId w:val="14"/>
+        </w:numPr>
+        <w:spacing w:line="240" w:lineRule="auto"/>
+        <w:ind w:left="720"/>
+      </w:pPr>
+      <w:r>
+        <w:rPr>
+          <w:lang w:val="zh_TW" w:bidi="zh_TW"/>
+        </w:rPr>
+      </w:r>
+      <w:r>
+        <w:rPr>
+          <w:lang w:val="zh_TW" w:bidi="zh_TW"/>
+        </w:rPr>
+        <w:t>在以色列附近的文化中發現類似的律法並不令人驚訝。若社會型態相近，便需要類似的律法來維持公義。</w:t>
+      </w:r>
+    </w:p>
+    <w:p>
+      <w:pPr>
+        <w:pStyle w:val="ListNumber"/>
+        <w:spacing w:line="240" w:lineRule="auto"/>
+        <w:ind w:left="720"/>
+      </w:pPr>
+      <w:r>
+        <w:rPr>
+          <w:lang w:val="zh_TW" w:bidi="zh_TW"/>
+        </w:rPr>
+      </w:r>
+      <w:r>
+        <w:rPr>
+          <w:lang w:val="zh_TW" w:bidi="zh_TW"/>
+        </w:rPr>
+        <w:t>聖經的律法具有獨特性，因為它們是神與祂百姓所立之約（特別的約定）的一部分。在古代近東地區，宗教法律與民事法律是分開的。宗教法律講論獻祭、禱告、供物等事；民事法律則講論偷竊、說謊、性行為、謀殺等事。</w:t>
+        <w:br/>
+      </w:r>
+      <w:r>
+        <w:rPr>
+          <w:lang w:val="zh_TW" w:bidi="zh_TW"/>
+        </w:rPr>
+        <w:t>當時的人認為倫理（關於對錯的規範）與宗教是兩個不同的範疇。宗教包括禱告、奉獻、供物與禮儀，由祭司管理；倫理則處理社會與民間行為，由君王管理。然而，聖經的觀點卻不同。神掌管宗教與社會兩者。因此，與真神建立關係的人，既要正確地敬拜神，也要善待他人。</w:t>
       </w:r>
     </w:p>
     <w:p>
@@ -345,9 +320,9 @@
         <w:rPr>
           <w:lang w:val="zh_TW" w:bidi="zh_TW"/>
         </w:rPr>
-        <w:t>保羅為帖撒羅尼迦人樹立了榜樣。當他與他們在一起時，他自食其力 （</w:t>
-      </w:r>
-      <w:hyperlink r:id="rId17">
+        <w:t>以色列與神所立的約雖然採用了當時已有的法律形式，卻賦予了這些形式全新的意義。例如，神為以色列設計會幕與聖殿的方式，與古代世界其它文化有相似之處（</w:t>
+      </w:r>
+      <w:hyperlink r:id="rId13">
         <w:r>
           <w:rPr>
             <w:lang w:val="zh_TW" w:bidi="zh_TW"/>
@@ -356,16 +331,16 @@
             <w:color w:val="0000EE"/>
             <w:u w:val="single"/>
           </w:rPr>
-          <w:t>帖前2:9</w:t>
+          <w:t>出26–27章</w:t>
         </w:r>
       </w:hyperlink>
       <w:r>
         <w:rPr>
           <w:lang w:val="zh_TW" w:bidi="zh_TW"/>
         </w:rPr>
-        <w:t>；</w:t>
-      </w:r>
-      <w:hyperlink r:id="rId18">
+        <w:t>；見</w:t>
+      </w:r>
+      <w:hyperlink r:id="rId14">
         <w:r>
           <w:rPr>
             <w:lang w:val="zh_TW" w:bidi="zh_TW"/>
@@ -374,16 +349,16 @@
             <w:color w:val="0000EE"/>
             <w:u w:val="single"/>
           </w:rPr>
-          <w:t>帖後3:7–9</w:t>
+          <w:t>王上6:1–7:51</w:t>
         </w:r>
       </w:hyperlink>
       <w:r>
         <w:rPr>
           <w:lang w:val="zh_TW" w:bidi="zh_TW"/>
         </w:rPr>
-        <w:t>）。保羅遵循耶穌的教導，「工人得工價是應當的」（見</w:t>
-      </w:r>
-      <w:hyperlink r:id="rId19">
+        <w:t>）。希伯來人的獻祭制度，也與異教的祭祀儀式類似（見</w:t>
+      </w:r>
+      <w:hyperlink r:id="rId15">
         <w:r>
           <w:rPr>
             <w:lang w:val="zh_TW" w:bidi="zh_TW"/>
@@ -392,86 +367,44 @@
             <w:color w:val="0000EE"/>
             <w:u w:val="single"/>
           </w:rPr>
-          <w:t>太10:10</w:t>
+          <w:t>利1–7章</w:t>
         </w:r>
       </w:hyperlink>
       <w:r>
         <w:rPr>
           <w:lang w:val="zh_TW" w:bidi="zh_TW"/>
         </w:rPr>
+        <w:t>）。然而，聖殿與祭物的意義與目的，卻與異教有所不同（見</w:t>
+      </w:r>
+      <w:r>
+        <w:rPr>
+          <w:lang w:val="zh_TW" w:bidi="zh_TW"/>
+        </w:rPr>
+        <w:t>出20:3–17，</w:t>
+      </w:r>
+      <w:r>
+        <w:rPr>
+          <w:lang w:val="zh_TW" w:bidi="zh_TW"/>
+        </w:rPr>
+        <w:t>25:1–40:38</w:t>
+      </w:r>
+      <w:r>
+        <w:rPr>
+          <w:lang w:val="zh_TW" w:bidi="zh_TW"/>
+        </w:rPr>
         <w:t>；</w:t>
       </w:r>
-      <w:hyperlink r:id="rId20">
-        <w:r>
-          <w:rPr>
-            <w:lang w:val="zh_TW" w:bidi="zh_TW"/>
-          </w:rPr>
-          <w:rPr>
-            <w:color w:val="0000EE"/>
-            <w:u w:val="single"/>
-          </w:rPr>
-          <w:t>林前9:13–16</w:t>
-        </w:r>
-      </w:hyperlink>
-      <w:r>
-        <w:rPr>
-          <w:lang w:val="zh_TW" w:bidi="zh_TW"/>
-        </w:rPr>
-        <w:t>），但他沒有接受帖撒羅尼迦人的物質支持（雖然他接受了腓立比人的奉獻，</w:t>
-      </w:r>
-      <w:hyperlink r:id="rId21">
-        <w:r>
-          <w:rPr>
-            <w:lang w:val="zh_TW" w:bidi="zh_TW"/>
-          </w:rPr>
-          <w:rPr>
-            <w:color w:val="0000EE"/>
-            <w:u w:val="single"/>
-          </w:rPr>
-          <w:t>腓4:15–16</w:t>
-        </w:r>
-      </w:hyperlink>
-      <w:r>
-        <w:rPr>
-          <w:lang w:val="zh_TW" w:bidi="zh_TW"/>
-        </w:rPr>
-        <w:t>）。保羅希望帖撒羅尼迦人知道他不是用「諂媚的話」來獲取金錢 （</w:t>
-      </w:r>
-      <w:hyperlink r:id="rId22">
-        <w:r>
-          <w:rPr>
-            <w:lang w:val="zh_TW" w:bidi="zh_TW"/>
-          </w:rPr>
-          <w:rPr>
-            <w:color w:val="0000EE"/>
-            <w:u w:val="single"/>
-          </w:rPr>
-          <w:t>帖前2:5</w:t>
-        </w:r>
-      </w:hyperlink>
-      <w:r>
-        <w:rPr>
-          <w:lang w:val="zh_TW" w:bidi="zh_TW"/>
-        </w:rPr>
-        <w:t>、</w:t>
-      </w:r>
-      <w:hyperlink r:id="rId17">
-        <w:r>
-          <w:rPr>
-            <w:lang w:val="zh_TW" w:bidi="zh_TW"/>
-          </w:rPr>
-          <w:rPr>
-            <w:color w:val="0000EE"/>
-            <w:u w:val="single"/>
-          </w:rPr>
-          <w:t>9</w:t>
-        </w:r>
-      </w:hyperlink>
-      <w:r>
-        <w:rPr>
-          <w:lang w:val="zh_TW" w:bidi="zh_TW"/>
-        </w:rPr>
-        <w:t>）。他希望他們能夠從他的榜樣中，學習應該如何生活。</w:t>
+      <w:r>
+        <w:rPr>
+          <w:lang w:val="zh_TW" w:bidi="zh_TW"/>
+        </w:rPr>
+        <w:t>利1:1–7:38</w:t>
+      </w:r>
+      <w:r>
+        <w:rPr>
+          <w:lang w:val="zh_TW" w:bidi="zh_TW"/>
+        </w:rPr>
+        <w:t>的研讀註釋）。</w:t>
       </w:r>
     </w:p>
     <w:p>
@@ -483,10 +416,9 @@
       </w:r>
       <w:r>
         <w:rPr>
-          <w:u w:val="single"/>
-          <w:lang w:val="zh_TW" w:bidi="zh_TW"/>
-        </w:rPr>
-        <w:t>進深研究的經文段落</w:t>
+          <w:lang w:val="zh_TW" w:bidi="zh_TW"/>
+        </w:rPr>
+        <w:t>許多摩西的律法在當時並非全然創新，但認為有一位創造主在宇宙中「寫下」這些律法的觀念，卻是極為嶄新的理念。</w:t>
       </w:r>
     </w:p>
     <w:p>
@@ -496,6 +428,77 @@
           <w:lang w:val="zh_TW" w:bidi="zh_TW"/>
         </w:rPr>
       </w:r>
+      <w:r>
+        <w:rPr>
+          <w:lang w:val="zh_TW" w:bidi="zh_TW"/>
+        </w:rPr>
+        <w:t>摩西頒布的許多律法，在古代世界並不罕見。其獨特之處在於——這些律法出自獨一無二的造物主神，祂呼召祂的子民以彰顯祂的性情的方式來活。</w:t>
+      </w:r>
+    </w:p>
+    <w:p>
+      <w:pPr/>
+      <w:r>
+        <w:rPr>
+          <w:lang w:val="zh_TW" w:bidi="zh_TW"/>
+        </w:rPr>
+      </w:r>
+      <w:r>
+        <w:rPr>
+          <w:u w:val="single"/>
+          <w:lang w:val="zh_TW" w:bidi="zh_TW"/>
+        </w:rPr>
+        <w:t>進深研究的經文段落</w:t>
+      </w:r>
+    </w:p>
+    <w:p>
+      <w:pPr/>
+      <w:r>
+        <w:rPr>
+          <w:lang w:val="zh_TW" w:bidi="zh_TW"/>
+        </w:rPr>
+      </w:r>
+      <w:hyperlink r:id="rId16">
+        <w:r>
+          <w:rPr>
+            <w:lang w:val="zh_TW" w:bidi="zh_TW"/>
+          </w:rPr>
+          <w:rPr>
+            <w:color w:val="0000EE"/>
+            <w:u w:val="single"/>
+          </w:rPr>
+          <w:t>出20:1–23:33</w:t>
+        </w:r>
+      </w:hyperlink>
+      <w:r>
+        <w:rPr>
+          <w:lang w:val="zh_TW" w:bidi="zh_TW"/>
+        </w:rPr>
+        <w:t>，</w:t>
+      </w:r>
+      <w:hyperlink r:id="rId17">
+        <w:r>
+          <w:rPr>
+            <w:lang w:val="zh_TW" w:bidi="zh_TW"/>
+          </w:rPr>
+          <w:rPr>
+            <w:color w:val="0000EE"/>
+            <w:u w:val="single"/>
+          </w:rPr>
+          <w:t>34:1–35:3；</w:t>
+        </w:r>
+      </w:hyperlink>
+      <w:hyperlink r:id="rId18">
+        <w:r>
+          <w:rPr>
+            <w:lang w:val="zh_TW" w:bidi="zh_TW"/>
+          </w:rPr>
+          <w:rPr>
+            <w:color w:val="0000EE"/>
+            <w:u w:val="single"/>
+          </w:rPr>
+          <w:t>利1:1–27:34；</w:t>
+        </w:r>
+      </w:hyperlink>
       <w:hyperlink r:id="rId19">
         <w:r>
           <w:rPr>
@@ -505,15 +508,9 @@
             <w:color w:val="0000EE"/>
             <w:u w:val="single"/>
           </w:rPr>
-          <w:t>太10:10</w:t>
+          <w:t>申4:1–33:29；</w:t>
         </w:r>
       </w:hyperlink>
-      <w:r>
-        <w:rPr>
-          <w:lang w:val="zh_TW" w:bidi="zh_TW"/>
-        </w:rPr>
-        <w:t>；</w:t>
-      </w:r>
       <w:hyperlink r:id="rId20">
         <w:r>
           <w:rPr>
@@ -523,15 +520,9 @@
             <w:color w:val="0000EE"/>
             <w:u w:val="single"/>
           </w:rPr>
-          <w:t>林前9:13–16</w:t>
+          <w:t>拉1:1–4；</w:t>
         </w:r>
       </w:hyperlink>
-      <w:r>
-        <w:rPr>
-          <w:lang w:val="zh_TW" w:bidi="zh_TW"/>
-        </w:rPr>
-        <w:t>；</w:t>
-      </w:r>
       <w:hyperlink r:id="rId21">
         <w:r>
           <w:rPr>
@@ -541,14 +532,14 @@
             <w:color w:val="0000EE"/>
             <w:u w:val="single"/>
           </w:rPr>
-          <w:t>腓4:15–16</w:t>
+          <w:t>斯1:13–19</w:t>
         </w:r>
       </w:hyperlink>
       <w:r>
         <w:rPr>
           <w:lang w:val="zh_TW" w:bidi="zh_TW"/>
         </w:rPr>
-        <w:t>；</w:t>
+        <w:t>，</w:t>
       </w:r>
       <w:hyperlink r:id="rId22">
         <w:r>
@@ -559,16 +550,10 @@
             <w:color w:val="0000EE"/>
             <w:u w:val="single"/>
           </w:rPr>
-          <w:t>帖前2:5</w:t>
+          <w:t>8:9–14；</w:t>
         </w:r>
       </w:hyperlink>
-      <w:r>
-        <w:rPr>
-          <w:lang w:val="zh_TW" w:bidi="zh_TW"/>
-        </w:rPr>
-        <w:t>、</w:t>
-      </w:r>
-      <w:hyperlink r:id="rId17">
+      <w:hyperlink r:id="rId23">
         <w:r>
           <w:rPr>
             <w:lang w:val="zh_TW" w:bidi="zh_TW"/>
@@ -577,16 +562,10 @@
             <w:color w:val="0000EE"/>
             <w:u w:val="single"/>
           </w:rPr>
-          <w:t>9</w:t>
+          <w:t>但6:6–9；</w:t>
         </w:r>
       </w:hyperlink>
-      <w:r>
-        <w:rPr>
-          <w:lang w:val="zh_TW" w:bidi="zh_TW"/>
-        </w:rPr>
-        <w:t>，</w:t>
-      </w:r>
-      <w:hyperlink r:id="rId13">
+      <w:hyperlink r:id="rId24">
         <w:r>
           <w:rPr>
             <w:lang w:val="zh_TW" w:bidi="zh_TW"/>
@@ -595,16 +574,58 @@
             <w:color w:val="0000EE"/>
             <w:u w:val="single"/>
           </w:rPr>
-          <w:t>4:11–12</w:t>
+          <w:t>路2:1–3</w:t>
         </w:r>
       </w:hyperlink>
       <w:r>
         <w:rPr>
           <w:lang w:val="zh_TW" w:bidi="zh_TW"/>
         </w:rPr>
-        <w:t>，</w:t>
-      </w:r>
-      <w:hyperlink r:id="rId14">
+      </w:r>
+      <w:r>
+        <w:rPr>
+          <w:lang w:val="zh_TW" w:bidi="zh_TW"/>
+        </w:rPr>
+      </w:r>
+    </w:p>
+    <w:p>
+      <w:pPr/>
+      <w:r>
+        <w:rPr>
+          <w:lang w:val="zh_TW" w:bidi="zh_TW"/>
+        </w:rPr>
+      </w:r>
+    </w:p>
+    <w:p>
+      <w:pPr>
+        <w:pStyle w:val="Heading2"/>
+      </w:pPr>
+      <w:r>
+        <w:rPr>
+          <w:lang w:val="zh_TW" w:bidi="zh_TW"/>
+        </w:rPr>
+        <w:t>古代以色列的音樂</w:t>
+      </w:r>
+      <w:r>
+        <w:rPr>
+          <w:lang w:val="zh_TW" w:bidi="zh_TW"/>
+        </w:rPr>
+      </w:r>
+    </w:p>
+    <w:p>
+      <w:pPr/>
+      <w:r>
+        <w:rPr>
+          <w:lang w:val="zh_TW" w:bidi="zh_TW"/>
+        </w:rPr>
+      </w:r>
+      <w:r>
+        <w:rPr>
+          <w:lang w:val="zh_TW" w:bidi="zh_TW"/>
+        </w:rPr>
+        <w:t>最早期的時候，從一個地方遷移到另一個地方居住的人（稱為遊牧民族）就已經開始創作音樂了。聖經中提到第一位音樂家是「猶八」，他彈琴吹簫（</w:t>
+      </w:r>
+      <w:hyperlink r:id="rId25">
         <w:r>
           <w:rPr>
             <w:lang w:val="zh_TW" w:bidi="zh_TW"/>
@@ -613,16 +634,30 @@
             <w:color w:val="0000EE"/>
             <w:u w:val="single"/>
           </w:rPr>
-          <w:t>5:14</w:t>
+          <w:t>創4:21</w:t>
         </w:r>
       </w:hyperlink>
       <w:r>
         <w:rPr>
           <w:lang w:val="zh_TW" w:bidi="zh_TW"/>
         </w:rPr>
-        <w:t>；</w:t>
-      </w:r>
-      <w:hyperlink r:id="rId23">
+        <w:t>）。</w:t>
+      </w:r>
+    </w:p>
+    <w:p>
+      <w:pPr/>
+      <w:r>
+        <w:rPr>
+          <w:lang w:val="zh_TW" w:bidi="zh_TW"/>
+        </w:rPr>
+      </w:r>
+      <w:r>
+        <w:rPr>
+          <w:lang w:val="zh_TW" w:bidi="zh_TW"/>
+        </w:rPr>
+        <w:t>從以色列人開始在會幕敬拜神之時，音樂就佔有重要地位。在</w:t>
+      </w:r>
+      <w:hyperlink r:id="rId26">
         <w:r>
           <w:rPr>
             <w:lang w:val="zh_TW" w:bidi="zh_TW"/>
@@ -631,7 +666,334 @@
             <w:color w:val="0000EE"/>
             <w:u w:val="single"/>
           </w:rPr>
-          <w:t>帖後3:6–10</w:t>
+          <w:t>出埃及記二十八章34至35節</w:t>
+        </w:r>
+      </w:hyperlink>
+      <w:r>
+        <w:rPr>
+          <w:lang w:val="zh_TW" w:bidi="zh_TW"/>
+        </w:rPr>
+        <w:t>中，亞倫的聖袍周圍底邊上縫有鈴鐺，他進入聖所時鈴聲作響。聖經記錄了多首神的百姓所作的詩歌（例如，</w:t>
+      </w:r>
+      <w:hyperlink r:id="rId27">
+        <w:r>
+          <w:rPr>
+            <w:lang w:val="zh_TW" w:bidi="zh_TW"/>
+          </w:rPr>
+          <w:rPr>
+            <w:color w:val="0000EE"/>
+            <w:u w:val="single"/>
+          </w:rPr>
+          <w:t>出15:1–21</w:t>
+        </w:r>
+      </w:hyperlink>
+      <w:r>
+        <w:rPr>
+          <w:lang w:val="zh_TW" w:bidi="zh_TW"/>
+        </w:rPr>
+        <w:t>；</w:t>
+      </w:r>
+      <w:hyperlink r:id="rId28">
+        <w:r>
+          <w:rPr>
+            <w:lang w:val="zh_TW" w:bidi="zh_TW"/>
+          </w:rPr>
+          <w:rPr>
+            <w:color w:val="0000EE"/>
+            <w:u w:val="single"/>
+          </w:rPr>
+          <w:t>申31:30–32:44</w:t>
+        </w:r>
+      </w:hyperlink>
+      <w:r>
+        <w:rPr>
+          <w:lang w:val="zh_TW" w:bidi="zh_TW"/>
+        </w:rPr>
+        <w:t>；</w:t>
+      </w:r>
+      <w:hyperlink r:id="rId29">
+        <w:r>
+          <w:rPr>
+            <w:lang w:val="zh_TW" w:bidi="zh_TW"/>
+          </w:rPr>
+          <w:rPr>
+            <w:color w:val="0000EE"/>
+            <w:u w:val="single"/>
+          </w:rPr>
+          <w:t>士5:1–31</w:t>
+        </w:r>
+      </w:hyperlink>
+      <w:r>
+        <w:rPr>
+          <w:lang w:val="zh_TW" w:bidi="zh_TW"/>
+        </w:rPr>
+        <w:t>）。</w:t>
+      </w:r>
+    </w:p>
+    <w:p>
+      <w:pPr/>
+      <w:r>
+        <w:rPr>
+          <w:lang w:val="zh_TW" w:bidi="zh_TW"/>
+        </w:rPr>
+      </w:r>
+      <w:r>
+        <w:rPr>
+          <w:lang w:val="zh_TW" w:bidi="zh_TW"/>
+        </w:rPr>
+        <w:t>舊約中第一首正式的禮儀音樂，出現在搬運約櫃的時候。大衛王和以色列人一同歌唱、奏樂、跳舞，來尊崇耶和華（</w:t>
+      </w:r>
+      <w:hyperlink r:id="rId30">
+        <w:r>
+          <w:rPr>
+            <w:lang w:val="zh_TW" w:bidi="zh_TW"/>
+          </w:rPr>
+          <w:rPr>
+            <w:color w:val="0000EE"/>
+            <w:u w:val="single"/>
+          </w:rPr>
+          <w:t>撒下6:5</w:t>
+        </w:r>
+      </w:hyperlink>
+      <w:r>
+        <w:rPr>
+          <w:lang w:val="zh_TW" w:bidi="zh_TW"/>
+        </w:rPr>
+        <w:t>）。大衛也因為製作聖殿用的樂器而聞名（</w:t>
+      </w:r>
+      <w:hyperlink r:id="rId31">
+        <w:r>
+          <w:rPr>
+            <w:lang w:val="zh_TW" w:bidi="zh_TW"/>
+          </w:rPr>
+          <w:rPr>
+            <w:color w:val="0000EE"/>
+            <w:u w:val="single"/>
+          </w:rPr>
+          <w:t>代下7:6</w:t>
+        </w:r>
+      </w:hyperlink>
+      <w:r>
+        <w:rPr>
+          <w:lang w:val="zh_TW" w:bidi="zh_TW"/>
+        </w:rPr>
+        <w:t>）。被擄歸回後（即以色列人從巴比倫被擄歸回的時期），在聖殿中服事的利未人歌唱者，是亞薩的後裔。亞薩是大衛所任命的歌唱領袖（</w:t>
+      </w:r>
+      <w:hyperlink r:id="rId32">
+        <w:r>
+          <w:rPr>
+            <w:lang w:val="zh_TW" w:bidi="zh_TW"/>
+          </w:rPr>
+          <w:rPr>
+            <w:color w:val="0000EE"/>
+            <w:u w:val="single"/>
+          </w:rPr>
+          <w:t>拉2:41</w:t>
+        </w:r>
+      </w:hyperlink>
+      <w:r>
+        <w:rPr>
+          <w:lang w:val="zh_TW" w:bidi="zh_TW"/>
+        </w:rPr>
+        <w:t>；</w:t>
+      </w:r>
+      <w:hyperlink r:id="rId33">
+        <w:r>
+          <w:rPr>
+            <w:lang w:val="zh_TW" w:bidi="zh_TW"/>
+          </w:rPr>
+          <w:rPr>
+            <w:color w:val="0000EE"/>
+            <w:u w:val="single"/>
+          </w:rPr>
+          <w:t>尼7:44，</w:t>
+        </w:r>
+      </w:hyperlink>
+      <w:hyperlink r:id="rId34">
+        <w:r>
+          <w:rPr>
+            <w:lang w:val="zh_TW" w:bidi="zh_TW"/>
+          </w:rPr>
+          <w:rPr>
+            <w:color w:val="0000EE"/>
+            <w:u w:val="single"/>
+          </w:rPr>
+          <w:t>11:22–23</w:t>
+        </w:r>
+      </w:hyperlink>
+      <w:r>
+        <w:rPr>
+          <w:lang w:val="zh_TW" w:bidi="zh_TW"/>
+        </w:rPr>
+        <w:t>）。簡單來說，以色列的敬拜音樂以及其組織方式，是從大衛時代開始的。</w:t>
+      </w:r>
+    </w:p>
+    <w:p>
+      <w:pPr/>
+      <w:r>
+        <w:rPr>
+          <w:lang w:val="zh_TW" w:bidi="zh_TW"/>
+        </w:rPr>
+      </w:r>
+      <w:r>
+        <w:rPr>
+          <w:lang w:val="zh_TW" w:bidi="zh_TW"/>
+        </w:rPr>
+        <w:t>所羅門聖殿中的正式儀式，與大衛時代那種激昂及即興的敬拜不同（</w:t>
+      </w:r>
+      <w:hyperlink r:id="rId35">
+        <w:r>
+          <w:rPr>
+            <w:lang w:val="zh_TW" w:bidi="zh_TW"/>
+          </w:rPr>
+          <w:rPr>
+            <w:color w:val="0000EE"/>
+            <w:u w:val="single"/>
+          </w:rPr>
+          <w:t>代下7:1–6</w:t>
+        </w:r>
+      </w:hyperlink>
+      <w:r>
+        <w:rPr>
+          <w:lang w:val="zh_TW" w:bidi="zh_TW"/>
+        </w:rPr>
+        <w:t>）。聖殿中負責敬拜的歌手和樂師，都是從利未支派中選出來的（</w:t>
+      </w:r>
+      <w:hyperlink r:id="rId36">
+        <w:r>
+          <w:rPr>
+            <w:lang w:val="zh_TW" w:bidi="zh_TW"/>
+          </w:rPr>
+          <w:rPr>
+            <w:color w:val="0000EE"/>
+            <w:u w:val="single"/>
+          </w:rPr>
+          <w:t>代上25:1、</w:t>
+        </w:r>
+      </w:hyperlink>
+      <w:hyperlink r:id="rId37">
+        <w:r>
+          <w:rPr>
+            <w:lang w:val="zh_TW" w:bidi="zh_TW"/>
+          </w:rPr>
+          <w:rPr>
+            <w:color w:val="0000EE"/>
+            <w:u w:val="single"/>
+          </w:rPr>
+          <w:t>7</w:t>
+        </w:r>
+      </w:hyperlink>
+      <w:r>
+        <w:rPr>
+          <w:lang w:val="zh_TW" w:bidi="zh_TW"/>
+        </w:rPr>
+        <w:t>）。這些樂師按班輪值，在平日、安息日與各種聖日參與聖殿中的服事。</w:t>
+      </w:r>
+    </w:p>
+    <w:p>
+      <w:pPr/>
+      <w:r>
+        <w:rPr>
+          <w:lang w:val="zh_TW" w:bidi="zh_TW"/>
+        </w:rPr>
+      </w:r>
+      <w:r>
+        <w:rPr>
+          <w:u w:val="single"/>
+          <w:lang w:val="zh_TW" w:bidi="zh_TW"/>
+        </w:rPr>
+        <w:t>進深研究的經文段落</w:t>
+      </w:r>
+    </w:p>
+    <w:p>
+      <w:pPr/>
+      <w:r>
+        <w:rPr>
+          <w:lang w:val="zh_TW" w:bidi="zh_TW"/>
+        </w:rPr>
+      </w:r>
+      <w:hyperlink r:id="rId25">
+        <w:r>
+          <w:rPr>
+            <w:lang w:val="zh_TW" w:bidi="zh_TW"/>
+          </w:rPr>
+          <w:rPr>
+            <w:color w:val="0000EE"/>
+            <w:u w:val="single"/>
+          </w:rPr>
+          <w:t>創4:21</w:t>
+        </w:r>
+      </w:hyperlink>
+      <w:r>
+        <w:rPr>
+          <w:lang w:val="zh_TW" w:bidi="zh_TW"/>
+        </w:rPr>
+        <w:t>；</w:t>
+      </w:r>
+      <w:hyperlink r:id="rId26">
+        <w:r>
+          <w:rPr>
+            <w:lang w:val="zh_TW" w:bidi="zh_TW"/>
+          </w:rPr>
+          <w:rPr>
+            <w:color w:val="0000EE"/>
+            <w:u w:val="single"/>
+          </w:rPr>
+          <w:t>出28:34–35</w:t>
+        </w:r>
+      </w:hyperlink>
+      <w:r>
+        <w:rPr>
+          <w:lang w:val="zh_TW" w:bidi="zh_TW"/>
+        </w:rPr>
+        <w:t>；</w:t>
+      </w:r>
+      <w:hyperlink r:id="rId30">
+        <w:r>
+          <w:rPr>
+            <w:lang w:val="zh_TW" w:bidi="zh_TW"/>
+          </w:rPr>
+          <w:rPr>
+            <w:color w:val="0000EE"/>
+            <w:u w:val="single"/>
+          </w:rPr>
+          <w:t>撒下6:5</w:t>
+        </w:r>
+      </w:hyperlink>
+      <w:r>
+        <w:rPr>
+          <w:lang w:val="zh_TW" w:bidi="zh_TW"/>
+        </w:rPr>
+        <w:t>；</w:t>
+      </w:r>
+      <w:hyperlink r:id="rId31">
+        <w:r>
+          <w:rPr>
+            <w:lang w:val="zh_TW" w:bidi="zh_TW"/>
+          </w:rPr>
+          <w:rPr>
+            <w:color w:val="0000EE"/>
+            <w:u w:val="single"/>
+          </w:rPr>
+          <w:t>代下7:6</w:t>
+        </w:r>
+      </w:hyperlink>
+      <w:r>
+        <w:rPr>
+          <w:lang w:val="zh_TW" w:bidi="zh_TW"/>
+        </w:rPr>
+        <w:t>；</w:t>
+      </w:r>
+      <w:hyperlink r:id="rId38">
+        <w:r>
+          <w:rPr>
+            <w:lang w:val="zh_TW" w:bidi="zh_TW"/>
+          </w:rPr>
+          <w:rPr>
+            <w:color w:val="0000EE"/>
+            <w:u w:val="single"/>
+          </w:rPr>
+          <w:t>詩71:22–23</w:t>
         </w:r>
       </w:hyperlink>
       <w:r>
@@ -2534,6 +2896,12 @@
   </w:num>
   <w:num w:numId="13" w16cid:durableId="592781308">
     <w:abstractNumId w:val="11"/>
+  </w:num>
+  <w:num w:numId="14">
+    <w:abstractNumId w:val="3"/>
+    <w:lvlOverride w:ilvl="0">
+      <w:startOverride w:val="1"/>
+    </w:lvlOverride>
   </w:num>
   <w:numIdMacAtCleanup w:val="10"/>
 </w:numbering>

--- a/zht/docx/025.content.docx
+++ b/zht/docx/025.content.docx
@@ -19,7 +19,7 @@
         <w:rPr>
           <w:lang w:val="zh_TW" w:bidi="zh_TW"/>
         </w:rPr>
-        <w:t>Resource: Tyndale Open Study Notes</w:t>
+        <w:t>Resource: Aquifer Open Study Notes (Themes)</w:t>
       </w:r>
       <w:r>
         <w:rPr>
@@ -112,7 +112,7 @@
         <w:rPr>
           <w:lang w:val="zh_TW" w:bidi="zh_TW"/>
         </w:rPr>
-        <w:t>Tyndale Open Study Notes</w:t>
+        <w:t>Aquifer Open Study Notes (Themes)</w:t>
       </w:r>
     </w:p>
     <w:p>

--- a/zht/docx/025.content.docx
+++ b/zht/docx/025.content.docx
@@ -322,54 +322,36 @@
         </w:rPr>
         <w:t>以色列與神所立的約雖然採用了當時已有的法律形式，卻賦予了這些形式全新的意義。例如，神為以色列設計會幕與聖殿的方式，與古代世界其它文化有相似之處（</w:t>
       </w:r>
-      <w:hyperlink r:id="rId13">
-        <w:r>
-          <w:rPr>
-            <w:lang w:val="zh_TW" w:bidi="zh_TW"/>
-          </w:rPr>
-          <w:rPr>
-            <w:color w:val="0000EE"/>
-            <w:u w:val="single"/>
-          </w:rPr>
-          <w:t>出26–27章</w:t>
-        </w:r>
-      </w:hyperlink>
+      <w:r>
+        <w:rPr>
+          <w:lang w:val="zh_TW" w:bidi="zh_TW"/>
+        </w:rPr>
+        <w:t>出26–27章</w:t>
+      </w:r>
       <w:r>
         <w:rPr>
           <w:lang w:val="zh_TW" w:bidi="zh_TW"/>
         </w:rPr>
         <w:t>；見</w:t>
       </w:r>
-      <w:hyperlink r:id="rId14">
-        <w:r>
-          <w:rPr>
-            <w:lang w:val="zh_TW" w:bidi="zh_TW"/>
-          </w:rPr>
-          <w:rPr>
-            <w:color w:val="0000EE"/>
-            <w:u w:val="single"/>
-          </w:rPr>
-          <w:t>王上6:1–7:51</w:t>
-        </w:r>
-      </w:hyperlink>
+      <w:r>
+        <w:rPr>
+          <w:lang w:val="zh_TW" w:bidi="zh_TW"/>
+        </w:rPr>
+        <w:t>王上6:1–7:51</w:t>
+      </w:r>
       <w:r>
         <w:rPr>
           <w:lang w:val="zh_TW" w:bidi="zh_TW"/>
         </w:rPr>
         <w:t>）。希伯來人的獻祭制度，也與異教的祭祀儀式類似（見</w:t>
       </w:r>
-      <w:hyperlink r:id="rId15">
-        <w:r>
-          <w:rPr>
-            <w:lang w:val="zh_TW" w:bidi="zh_TW"/>
-          </w:rPr>
-          <w:rPr>
-            <w:color w:val="0000EE"/>
-            <w:u w:val="single"/>
-          </w:rPr>
-          <w:t>利1–7章</w:t>
-        </w:r>
-      </w:hyperlink>
+      <w:r>
+        <w:rPr>
+          <w:lang w:val="zh_TW" w:bidi="zh_TW"/>
+        </w:rPr>
+        <w:t>利1–7章</w:t>
+      </w:r>
       <w:r>
         <w:rPr>
           <w:lang w:val="zh_TW" w:bidi="zh_TW"/>
@@ -457,126 +439,72 @@
           <w:lang w:val="zh_TW" w:bidi="zh_TW"/>
         </w:rPr>
       </w:r>
-      <w:hyperlink r:id="rId16">
-        <w:r>
-          <w:rPr>
-            <w:lang w:val="zh_TW" w:bidi="zh_TW"/>
-          </w:rPr>
-          <w:rPr>
-            <w:color w:val="0000EE"/>
-            <w:u w:val="single"/>
-          </w:rPr>
-          <w:t>出20:1–23:33</w:t>
-        </w:r>
-      </w:hyperlink>
+      <w:r>
+        <w:rPr>
+          <w:lang w:val="zh_TW" w:bidi="zh_TW"/>
+        </w:rPr>
+        <w:t>出20:1–23:33</w:t>
+      </w:r>
       <w:r>
         <w:rPr>
           <w:lang w:val="zh_TW" w:bidi="zh_TW"/>
         </w:rPr>
         <w:t>，</w:t>
       </w:r>
-      <w:hyperlink r:id="rId17">
-        <w:r>
-          <w:rPr>
-            <w:lang w:val="zh_TW" w:bidi="zh_TW"/>
-          </w:rPr>
-          <w:rPr>
-            <w:color w:val="0000EE"/>
-            <w:u w:val="single"/>
-          </w:rPr>
-          <w:t>34:1–35:3；</w:t>
-        </w:r>
-      </w:hyperlink>
-      <w:hyperlink r:id="rId18">
-        <w:r>
-          <w:rPr>
-            <w:lang w:val="zh_TW" w:bidi="zh_TW"/>
-          </w:rPr>
-          <w:rPr>
-            <w:color w:val="0000EE"/>
-            <w:u w:val="single"/>
-          </w:rPr>
-          <w:t>利1:1–27:34；</w:t>
-        </w:r>
-      </w:hyperlink>
-      <w:hyperlink r:id="rId19">
-        <w:r>
-          <w:rPr>
-            <w:lang w:val="zh_TW" w:bidi="zh_TW"/>
-          </w:rPr>
-          <w:rPr>
-            <w:color w:val="0000EE"/>
-            <w:u w:val="single"/>
-          </w:rPr>
-          <w:t>申4:1–33:29；</w:t>
-        </w:r>
-      </w:hyperlink>
-      <w:hyperlink r:id="rId20">
-        <w:r>
-          <w:rPr>
-            <w:lang w:val="zh_TW" w:bidi="zh_TW"/>
-          </w:rPr>
-          <w:rPr>
-            <w:color w:val="0000EE"/>
-            <w:u w:val="single"/>
-          </w:rPr>
-          <w:t>拉1:1–4；</w:t>
-        </w:r>
-      </w:hyperlink>
-      <w:hyperlink r:id="rId21">
-        <w:r>
-          <w:rPr>
-            <w:lang w:val="zh_TW" w:bidi="zh_TW"/>
-          </w:rPr>
-          <w:rPr>
-            <w:color w:val="0000EE"/>
-            <w:u w:val="single"/>
-          </w:rPr>
-          <w:t>斯1:13–19</w:t>
-        </w:r>
-      </w:hyperlink>
+      <w:r>
+        <w:rPr>
+          <w:lang w:val="zh_TW" w:bidi="zh_TW"/>
+        </w:rPr>
+        <w:t>34:1–35:3；</w:t>
+      </w:r>
+      <w:r>
+        <w:rPr>
+          <w:lang w:val="zh_TW" w:bidi="zh_TW"/>
+        </w:rPr>
+        <w:t>利1:1–27:34；</w:t>
+      </w:r>
+      <w:r>
+        <w:rPr>
+          <w:lang w:val="zh_TW" w:bidi="zh_TW"/>
+        </w:rPr>
+        <w:t>申4:1–33:29；</w:t>
+      </w:r>
+      <w:r>
+        <w:rPr>
+          <w:lang w:val="zh_TW" w:bidi="zh_TW"/>
+        </w:rPr>
+        <w:t>拉1:1–4；</w:t>
+      </w:r>
+      <w:r>
+        <w:rPr>
+          <w:lang w:val="zh_TW" w:bidi="zh_TW"/>
+        </w:rPr>
+        <w:t>斯1:13–19</w:t>
+      </w:r>
       <w:r>
         <w:rPr>
           <w:lang w:val="zh_TW" w:bidi="zh_TW"/>
         </w:rPr>
         <w:t>，</w:t>
       </w:r>
-      <w:hyperlink r:id="rId22">
-        <w:r>
-          <w:rPr>
-            <w:lang w:val="zh_TW" w:bidi="zh_TW"/>
-          </w:rPr>
-          <w:rPr>
-            <w:color w:val="0000EE"/>
-            <w:u w:val="single"/>
-          </w:rPr>
-          <w:t>8:9–14；</w:t>
-        </w:r>
-      </w:hyperlink>
-      <w:hyperlink r:id="rId23">
-        <w:r>
-          <w:rPr>
-            <w:lang w:val="zh_TW" w:bidi="zh_TW"/>
-          </w:rPr>
-          <w:rPr>
-            <w:color w:val="0000EE"/>
-            <w:u w:val="single"/>
-          </w:rPr>
-          <w:t>但6:6–9；</w:t>
-        </w:r>
-      </w:hyperlink>
-      <w:hyperlink r:id="rId24">
-        <w:r>
-          <w:rPr>
-            <w:lang w:val="zh_TW" w:bidi="zh_TW"/>
-          </w:rPr>
-          <w:rPr>
-            <w:color w:val="0000EE"/>
-            <w:u w:val="single"/>
-          </w:rPr>
-          <w:t>路2:1–3</w:t>
-        </w:r>
-      </w:hyperlink>
+      <w:r>
+        <w:rPr>
+          <w:lang w:val="zh_TW" w:bidi="zh_TW"/>
+        </w:rPr>
+        <w:t>8:9–14；</w:t>
+      </w:r>
+      <w:r>
+        <w:rPr>
+          <w:lang w:val="zh_TW" w:bidi="zh_TW"/>
+        </w:rPr>
+        <w:t>但6:6–9；</w:t>
+      </w:r>
+      <w:r>
+        <w:rPr>
+          <w:lang w:val="zh_TW" w:bidi="zh_TW"/>
+        </w:rPr>
+        <w:t>路2:1–3</w:t>
+      </w:r>
       <w:r>
         <w:rPr>
           <w:lang w:val="zh_TW" w:bidi="zh_TW"/>
@@ -625,18 +553,12 @@
         </w:rPr>
         <w:t>最早期的時候，從一個地方遷移到另一個地方居住的人（稱為遊牧民族）就已經開始創作音樂了。聖經中提到第一位音樂家是「猶八」，他彈琴吹簫（</w:t>
       </w:r>
-      <w:hyperlink r:id="rId25">
-        <w:r>
-          <w:rPr>
-            <w:lang w:val="zh_TW" w:bidi="zh_TW"/>
-          </w:rPr>
-          <w:rPr>
-            <w:color w:val="0000EE"/>
-            <w:u w:val="single"/>
-          </w:rPr>
-          <w:t>創4:21</w:t>
-        </w:r>
-      </w:hyperlink>
+      <w:r>
+        <w:rPr>
+          <w:lang w:val="zh_TW" w:bidi="zh_TW"/>
+        </w:rPr>
+        <w:t>創4:21</w:t>
+      </w:r>
       <w:r>
         <w:rPr>
           <w:lang w:val="zh_TW" w:bidi="zh_TW"/>
@@ -657,72 +579,48 @@
         </w:rPr>
         <w:t>從以色列人開始在會幕敬拜神之時，音樂就佔有重要地位。在</w:t>
       </w:r>
-      <w:hyperlink r:id="rId26">
-        <w:r>
-          <w:rPr>
-            <w:lang w:val="zh_TW" w:bidi="zh_TW"/>
-          </w:rPr>
-          <w:rPr>
-            <w:color w:val="0000EE"/>
-            <w:u w:val="single"/>
-          </w:rPr>
-          <w:t>出埃及記二十八章34至35節</w:t>
-        </w:r>
-      </w:hyperlink>
+      <w:r>
+        <w:rPr>
+          <w:lang w:val="zh_TW" w:bidi="zh_TW"/>
+        </w:rPr>
+        <w:t>出埃及記二十八章34至35節</w:t>
+      </w:r>
       <w:r>
         <w:rPr>
           <w:lang w:val="zh_TW" w:bidi="zh_TW"/>
         </w:rPr>
         <w:t>中，亞倫的聖袍周圍底邊上縫有鈴鐺，他進入聖所時鈴聲作響。聖經記錄了多首神的百姓所作的詩歌（例如，</w:t>
       </w:r>
-      <w:hyperlink r:id="rId27">
-        <w:r>
-          <w:rPr>
-            <w:lang w:val="zh_TW" w:bidi="zh_TW"/>
-          </w:rPr>
-          <w:rPr>
-            <w:color w:val="0000EE"/>
-            <w:u w:val="single"/>
-          </w:rPr>
-          <w:t>出15:1–21</w:t>
-        </w:r>
-      </w:hyperlink>
+      <w:r>
+        <w:rPr>
+          <w:lang w:val="zh_TW" w:bidi="zh_TW"/>
+        </w:rPr>
+        <w:t>出15:1–21</w:t>
+      </w:r>
       <w:r>
         <w:rPr>
           <w:lang w:val="zh_TW" w:bidi="zh_TW"/>
         </w:rPr>
         <w:t>；</w:t>
       </w:r>
-      <w:hyperlink r:id="rId28">
-        <w:r>
-          <w:rPr>
-            <w:lang w:val="zh_TW" w:bidi="zh_TW"/>
-          </w:rPr>
-          <w:rPr>
-            <w:color w:val="0000EE"/>
-            <w:u w:val="single"/>
-          </w:rPr>
-          <w:t>申31:30–32:44</w:t>
-        </w:r>
-      </w:hyperlink>
+      <w:r>
+        <w:rPr>
+          <w:lang w:val="zh_TW" w:bidi="zh_TW"/>
+        </w:rPr>
+        <w:t>申31:30–32:44</w:t>
+      </w:r>
       <w:r>
         <w:rPr>
           <w:lang w:val="zh_TW" w:bidi="zh_TW"/>
         </w:rPr>
         <w:t>；</w:t>
       </w:r>
-      <w:hyperlink r:id="rId29">
-        <w:r>
-          <w:rPr>
-            <w:lang w:val="zh_TW" w:bidi="zh_TW"/>
-          </w:rPr>
-          <w:rPr>
-            <w:color w:val="0000EE"/>
-            <w:u w:val="single"/>
-          </w:rPr>
-          <w:t>士5:1–31</w:t>
-        </w:r>
-      </w:hyperlink>
+      <w:r>
+        <w:rPr>
+          <w:lang w:val="zh_TW" w:bidi="zh_TW"/>
+        </w:rPr>
+        <w:t>士5:1–31</w:t>
+      </w:r>
       <w:r>
         <w:rPr>
           <w:lang w:val="zh_TW" w:bidi="zh_TW"/>
@@ -743,84 +641,54 @@
         </w:rPr>
         <w:t>舊約中第一首正式的禮儀音樂，出現在搬運約櫃的時候。大衛王和以色列人一同歌唱、奏樂、跳舞，來尊崇耶和華（</w:t>
       </w:r>
-      <w:hyperlink r:id="rId30">
-        <w:r>
-          <w:rPr>
-            <w:lang w:val="zh_TW" w:bidi="zh_TW"/>
-          </w:rPr>
-          <w:rPr>
-            <w:color w:val="0000EE"/>
-            <w:u w:val="single"/>
-          </w:rPr>
-          <w:t>撒下6:5</w:t>
-        </w:r>
-      </w:hyperlink>
+      <w:r>
+        <w:rPr>
+          <w:lang w:val="zh_TW" w:bidi="zh_TW"/>
+        </w:rPr>
+        <w:t>撒下6:5</w:t>
+      </w:r>
       <w:r>
         <w:rPr>
           <w:lang w:val="zh_TW" w:bidi="zh_TW"/>
         </w:rPr>
         <w:t>）。大衛也因為製作聖殿用的樂器而聞名（</w:t>
       </w:r>
-      <w:hyperlink r:id="rId31">
-        <w:r>
-          <w:rPr>
-            <w:lang w:val="zh_TW" w:bidi="zh_TW"/>
-          </w:rPr>
-          <w:rPr>
-            <w:color w:val="0000EE"/>
-            <w:u w:val="single"/>
-          </w:rPr>
-          <w:t>代下7:6</w:t>
-        </w:r>
-      </w:hyperlink>
+      <w:r>
+        <w:rPr>
+          <w:lang w:val="zh_TW" w:bidi="zh_TW"/>
+        </w:rPr>
+        <w:t>代下7:6</w:t>
+      </w:r>
       <w:r>
         <w:rPr>
           <w:lang w:val="zh_TW" w:bidi="zh_TW"/>
         </w:rPr>
         <w:t>）。被擄歸回後（即以色列人從巴比倫被擄歸回的時期），在聖殿中服事的利未人歌唱者，是亞薩的後裔。亞薩是大衛所任命的歌唱領袖（</w:t>
       </w:r>
-      <w:hyperlink r:id="rId32">
-        <w:r>
-          <w:rPr>
-            <w:lang w:val="zh_TW" w:bidi="zh_TW"/>
-          </w:rPr>
-          <w:rPr>
-            <w:color w:val="0000EE"/>
-            <w:u w:val="single"/>
-          </w:rPr>
-          <w:t>拉2:41</w:t>
-        </w:r>
-      </w:hyperlink>
+      <w:r>
+        <w:rPr>
+          <w:lang w:val="zh_TW" w:bidi="zh_TW"/>
+        </w:rPr>
+        <w:t>拉2:41</w:t>
+      </w:r>
       <w:r>
         <w:rPr>
           <w:lang w:val="zh_TW" w:bidi="zh_TW"/>
         </w:rPr>
         <w:t>；</w:t>
       </w:r>
-      <w:hyperlink r:id="rId33">
-        <w:r>
-          <w:rPr>
-            <w:lang w:val="zh_TW" w:bidi="zh_TW"/>
-          </w:rPr>
-          <w:rPr>
-            <w:color w:val="0000EE"/>
-            <w:u w:val="single"/>
-          </w:rPr>
-          <w:t>尼7:44，</w:t>
-        </w:r>
-      </w:hyperlink>
-      <w:hyperlink r:id="rId34">
-        <w:r>
-          <w:rPr>
-            <w:lang w:val="zh_TW" w:bidi="zh_TW"/>
-          </w:rPr>
-          <w:rPr>
-            <w:color w:val="0000EE"/>
-            <w:u w:val="single"/>
-          </w:rPr>
-          <w:t>11:22–23</w:t>
-        </w:r>
-      </w:hyperlink>
+      <w:r>
+        <w:rPr>
+          <w:lang w:val="zh_TW" w:bidi="zh_TW"/>
+        </w:rPr>
+        <w:t>尼7:44，</w:t>
+      </w:r>
+      <w:r>
+        <w:rPr>
+          <w:lang w:val="zh_TW" w:bidi="zh_TW"/>
+        </w:rPr>
+        <w:t>11:22–23</w:t>
+      </w:r>
       <w:r>
         <w:rPr>
           <w:lang w:val="zh_TW" w:bidi="zh_TW"/>
@@ -841,48 +709,30 @@
         </w:rPr>
         <w:t>所羅門聖殿中的正式儀式，與大衛時代那種激昂及即興的敬拜不同（</w:t>
       </w:r>
-      <w:hyperlink r:id="rId35">
-        <w:r>
-          <w:rPr>
-            <w:lang w:val="zh_TW" w:bidi="zh_TW"/>
-          </w:rPr>
-          <w:rPr>
-            <w:color w:val="0000EE"/>
-            <w:u w:val="single"/>
-          </w:rPr>
-          <w:t>代下7:1–6</w:t>
-        </w:r>
-      </w:hyperlink>
+      <w:r>
+        <w:rPr>
+          <w:lang w:val="zh_TW" w:bidi="zh_TW"/>
+        </w:rPr>
+        <w:t>代下7:1–6</w:t>
+      </w:r>
       <w:r>
         <w:rPr>
           <w:lang w:val="zh_TW" w:bidi="zh_TW"/>
         </w:rPr>
         <w:t>）。聖殿中負責敬拜的歌手和樂師，都是從利未支派中選出來的（</w:t>
       </w:r>
-      <w:hyperlink r:id="rId36">
-        <w:r>
-          <w:rPr>
-            <w:lang w:val="zh_TW" w:bidi="zh_TW"/>
-          </w:rPr>
-          <w:rPr>
-            <w:color w:val="0000EE"/>
-            <w:u w:val="single"/>
-          </w:rPr>
-          <w:t>代上25:1、</w:t>
-        </w:r>
-      </w:hyperlink>
-      <w:hyperlink r:id="rId37">
-        <w:r>
-          <w:rPr>
-            <w:lang w:val="zh_TW" w:bidi="zh_TW"/>
-          </w:rPr>
-          <w:rPr>
-            <w:color w:val="0000EE"/>
-            <w:u w:val="single"/>
-          </w:rPr>
-          <w:t>7</w:t>
-        </w:r>
-      </w:hyperlink>
+      <w:r>
+        <w:rPr>
+          <w:lang w:val="zh_TW" w:bidi="zh_TW"/>
+        </w:rPr>
+        <w:t>代上25:1、</w:t>
+      </w:r>
+      <w:r>
+        <w:rPr>
+          <w:lang w:val="zh_TW" w:bidi="zh_TW"/>
+        </w:rPr>
+        <w:t>7</w:t>
+      </w:r>
       <w:r>
         <w:rPr>
           <w:lang w:val="zh_TW" w:bidi="zh_TW"/>
@@ -912,90 +762,60 @@
           <w:lang w:val="zh_TW" w:bidi="zh_TW"/>
         </w:rPr>
       </w:r>
-      <w:hyperlink r:id="rId25">
-        <w:r>
-          <w:rPr>
-            <w:lang w:val="zh_TW" w:bidi="zh_TW"/>
-          </w:rPr>
-          <w:rPr>
-            <w:color w:val="0000EE"/>
-            <w:u w:val="single"/>
-          </w:rPr>
-          <w:t>創4:21</w:t>
-        </w:r>
-      </w:hyperlink>
+      <w:r>
+        <w:rPr>
+          <w:lang w:val="zh_TW" w:bidi="zh_TW"/>
+        </w:rPr>
+        <w:t>創4:21</w:t>
+      </w:r>
       <w:r>
         <w:rPr>
           <w:lang w:val="zh_TW" w:bidi="zh_TW"/>
         </w:rPr>
         <w:t>；</w:t>
       </w:r>
-      <w:hyperlink r:id="rId26">
-        <w:r>
-          <w:rPr>
-            <w:lang w:val="zh_TW" w:bidi="zh_TW"/>
-          </w:rPr>
-          <w:rPr>
-            <w:color w:val="0000EE"/>
-            <w:u w:val="single"/>
-          </w:rPr>
-          <w:t>出28:34–35</w:t>
-        </w:r>
-      </w:hyperlink>
+      <w:r>
+        <w:rPr>
+          <w:lang w:val="zh_TW" w:bidi="zh_TW"/>
+        </w:rPr>
+        <w:t>出28:34–35</w:t>
+      </w:r>
       <w:r>
         <w:rPr>
           <w:lang w:val="zh_TW" w:bidi="zh_TW"/>
         </w:rPr>
         <w:t>；</w:t>
       </w:r>
-      <w:hyperlink r:id="rId30">
-        <w:r>
-          <w:rPr>
-            <w:lang w:val="zh_TW" w:bidi="zh_TW"/>
-          </w:rPr>
-          <w:rPr>
-            <w:color w:val="0000EE"/>
-            <w:u w:val="single"/>
-          </w:rPr>
-          <w:t>撒下6:5</w:t>
-        </w:r>
-      </w:hyperlink>
+      <w:r>
+        <w:rPr>
+          <w:lang w:val="zh_TW" w:bidi="zh_TW"/>
+        </w:rPr>
+        <w:t>撒下6:5</w:t>
+      </w:r>
       <w:r>
         <w:rPr>
           <w:lang w:val="zh_TW" w:bidi="zh_TW"/>
         </w:rPr>
         <w:t>；</w:t>
       </w:r>
-      <w:hyperlink r:id="rId31">
-        <w:r>
-          <w:rPr>
-            <w:lang w:val="zh_TW" w:bidi="zh_TW"/>
-          </w:rPr>
-          <w:rPr>
-            <w:color w:val="0000EE"/>
-            <w:u w:val="single"/>
-          </w:rPr>
-          <w:t>代下7:6</w:t>
-        </w:r>
-      </w:hyperlink>
+      <w:r>
+        <w:rPr>
+          <w:lang w:val="zh_TW" w:bidi="zh_TW"/>
+        </w:rPr>
+        <w:t>代下7:6</w:t>
+      </w:r>
       <w:r>
         <w:rPr>
           <w:lang w:val="zh_TW" w:bidi="zh_TW"/>
         </w:rPr>
         <w:t>；</w:t>
       </w:r>
-      <w:hyperlink r:id="rId38">
-        <w:r>
-          <w:rPr>
-            <w:lang w:val="zh_TW" w:bidi="zh_TW"/>
-          </w:rPr>
-          <w:rPr>
-            <w:color w:val="0000EE"/>
-            <w:u w:val="single"/>
-          </w:rPr>
-          <w:t>詩71:22–23</w:t>
-        </w:r>
-      </w:hyperlink>
+      <w:r>
+        <w:rPr>
+          <w:lang w:val="zh_TW" w:bidi="zh_TW"/>
+        </w:rPr>
+        <w:t>詩71:22–23</w:t>
+      </w:r>
       <w:r>
         <w:rPr>
           <w:lang w:val="zh_TW" w:bidi="zh_TW"/>
